--- a/Sprint20260921-20261002/HERO-69284_20260930_120214.docx
+++ b/Sprint20260921-20261002/HERO-69284_20260930_120214.docx
@@ -946,263 +946,6 @@
         <w:t>2. No new errors appear in the KDS logs.</w:t>
       </w:r>
     </w:p>
-    <w:p>
-      <w:pPr>
-        <w:spacing w:before="200" w:after="120"/>
-      </w:pPr>
-      <w:r>
-        <w:rPr>
-          <w:rFonts w:ascii="Arial" w:hAnsi="Arial" w:eastAsia="Arial" w:cs="Arial"/>
-          <w:b/>
-          <w:color w:val="000000"/>
-          <w:sz w:val="26"/>
-          <w:u w:val="single"/>
-        </w:rPr>
-        <w:t>Appendix</w:t>
-      </w:r>
-    </w:p>
-    <w:p>
-      <w:pPr>
-        <w:spacing w:before="0" w:after="80"/>
-      </w:pPr>
-      <w:r>
-        <w:rPr>
-          <w:rFonts w:ascii="Arial" w:hAnsi="Arial" w:eastAsia="Arial" w:cs="Arial"/>
-          <w:b/>
-          <w:color w:val="000000"/>
-          <w:sz w:val="20"/>
-          <w:u w:val="none"/>
-        </w:rPr>
-        <w:t>Issue Key:</w:t>
-      </w:r>
-      <w:r>
-        <w:rPr>
-          <w:rFonts w:ascii="Arial" w:hAnsi="Arial" w:eastAsia="Arial" w:cs="Arial"/>
-          <w:b w:val="0"/>
-          <w:color w:val="000000"/>
-          <w:sz w:val="20"/>
-          <w:u w:val="none"/>
-        </w:rPr>
-        <w:t xml:space="preserve"> HERO-69284</w:t>
-      </w:r>
-    </w:p>
-    <w:p>
-      <w:pPr>
-        <w:spacing w:before="0" w:after="80"/>
-      </w:pPr>
-      <w:r>
-        <w:rPr>
-          <w:rFonts w:ascii="Arial" w:hAnsi="Arial" w:eastAsia="Arial" w:cs="Arial"/>
-          <w:b/>
-          <w:color w:val="000000"/>
-          <w:sz w:val="20"/>
-          <w:u w:val="none"/>
-        </w:rPr>
-        <w:t>Summary:</w:t>
-      </w:r>
-      <w:r>
-        <w:rPr>
-          <w:rFonts w:ascii="Arial" w:hAnsi="Arial" w:eastAsia="Arial" w:cs="Arial"/>
-          <w:b w:val="0"/>
-          <w:color w:val="000000"/>
-          <w:sz w:val="20"/>
-          <w:u w:val="none"/>
-        </w:rPr>
-        <w:t xml:space="preserve"> KDS - The customer's time data is abnormal, resulting in the failure of the comparison function</w:t>
-      </w:r>
-    </w:p>
-    <w:p>
-      <w:pPr>
-        <w:spacing w:before="0" w:after="80"/>
-      </w:pPr>
-      <w:r>
-        <w:rPr>
-          <w:rFonts w:ascii="Arial" w:hAnsi="Arial" w:eastAsia="Arial" w:cs="Arial"/>
-          <w:b/>
-          <w:color w:val="000000"/>
-          <w:sz w:val="20"/>
-          <w:u w:val="none"/>
-        </w:rPr>
-        <w:t>Component:</w:t>
-      </w:r>
-      <w:r>
-        <w:rPr>
-          <w:rFonts w:ascii="Arial" w:hAnsi="Arial" w:eastAsia="Arial" w:cs="Arial"/>
-          <w:b w:val="0"/>
-          <w:color w:val="000000"/>
-          <w:sz w:val="20"/>
-          <w:u w:val="none"/>
-        </w:rPr>
-        <w:t xml:space="preserve"> KDS</w:t>
-      </w:r>
-    </w:p>
-    <w:p>
-      <w:pPr>
-        <w:spacing w:before="0" w:after="80"/>
-      </w:pPr>
-      <w:r>
-        <w:rPr>
-          <w:rFonts w:ascii="Arial" w:hAnsi="Arial" w:eastAsia="Arial" w:cs="Arial"/>
-          <w:b/>
-          <w:color w:val="000000"/>
-          <w:sz w:val="20"/>
-          <w:u w:val="none"/>
-        </w:rPr>
-        <w:t>Sprint:</w:t>
-      </w:r>
-      <w:r>
-        <w:rPr>
-          <w:rFonts w:ascii="Arial" w:hAnsi="Arial" w:eastAsia="Arial" w:cs="Arial"/>
-          <w:b w:val="0"/>
-          <w:color w:val="000000"/>
-          <w:sz w:val="20"/>
-          <w:u w:val="none"/>
-        </w:rPr>
-        <w:t xml:space="preserve"> Report - 20260921-20261002</w:t>
-      </w:r>
-    </w:p>
-    <w:p>
-      <w:pPr>
-        <w:spacing w:before="0" w:after="80"/>
-      </w:pPr>
-      <w:r>
-        <w:rPr>
-          <w:rFonts w:ascii="Arial" w:hAnsi="Arial" w:eastAsia="Arial" w:cs="Arial"/>
-          <w:b/>
-          <w:color w:val="000000"/>
-          <w:sz w:val="20"/>
-          <w:u w:val="none"/>
-        </w:rPr>
-        <w:t>Acceptance Criteria (from JIRA):</w:t>
-      </w:r>
-    </w:p>
-    <w:p>
-      <w:pPr>
-        <w:spacing w:before="0" w:after="40"/>
-        <w:ind w:left="360" w:hanging="240"/>
-      </w:pPr>
-      <w:r>
-        <w:rPr>
-          <w:rFonts w:ascii="Arial" w:hAnsi="Arial" w:eastAsia="Arial" w:cs="Arial"/>
-          <w:b w:val="0"/>
-          <w:color w:val="000000"/>
-          <w:sz w:val="20"/>
-          <w:u w:val="none"/>
-        </w:rPr>
-        <w:t>1. When customer time data is stored in abnormal array mode, it must not cause a fatal error in the controller time comparison.</w:t>
-      </w:r>
-    </w:p>
-    <w:p>
-      <w:pPr>
-        <w:spacing w:before="0" w:after="40"/>
-        <w:ind w:left="360" w:hanging="240"/>
-      </w:pPr>
-      <w:r>
-        <w:rPr>
-          <w:rFonts w:ascii="Arial" w:hAnsi="Arial" w:eastAsia="Arial" w:cs="Arial"/>
-          <w:b w:val="0"/>
-          <w:color w:val="000000"/>
-          <w:sz w:val="20"/>
-          <w:u w:val="none"/>
-        </w:rPr>
-        <w:t>2. Normal date-format and string-format time data must continue to be compared correctly.</w:t>
-      </w:r>
-    </w:p>
-    <w:p>
-      <w:pPr>
-        <w:spacing w:before="0" w:after="40"/>
-        <w:ind w:left="360" w:hanging="240"/>
-      </w:pPr>
-      <w:r>
-        <w:rPr>
-          <w:rFonts w:ascii="Arial" w:hAnsi="Arial" w:eastAsia="Arial" w:cs="Arial"/>
-          <w:b w:val="0"/>
-          <w:color w:val="000000"/>
-          <w:sz w:val="20"/>
-          <w:u w:val="none"/>
-        </w:rPr>
-        <w:t>3. Code unrelated to the comparison that is optimized or removed must not introduce regressions.</w:t>
-      </w:r>
-    </w:p>
-    <w:p>
-      <w:pPr>
-        <w:spacing w:before="0" w:after="80"/>
-      </w:pPr>
-      <w:r>
-        <w:rPr>
-          <w:rFonts w:ascii="Arial" w:hAnsi="Arial" w:eastAsia="Arial" w:cs="Arial"/>
-          <w:b/>
-          <w:color w:val="000000"/>
-          <w:sz w:val="20"/>
-          <w:u w:val="none"/>
-        </w:rPr>
-        <w:t>Regression Scope:</w:t>
-      </w:r>
-    </w:p>
-    <w:p>
-      <w:pPr>
-        <w:spacing w:before="0" w:after="40"/>
-        <w:ind w:left="360" w:hanging="240"/>
-      </w:pPr>
-      <w:r>
-        <w:rPr>
-          <w:rFonts w:ascii="Arial" w:hAnsi="Arial" w:eastAsia="Arial" w:cs="Arial"/>
-          <w:b w:val="0"/>
-          <w:color w:val="000000"/>
-          <w:sz w:val="20"/>
-          <w:u w:val="none"/>
-        </w:rPr>
-        <w:t>1. KDS time comparison logic with array-mode, date-format, and string-format time data.</w:t>
-      </w:r>
-    </w:p>
-    <w:p>
-      <w:pPr>
-        <w:spacing w:before="0" w:after="40"/>
-        <w:ind w:left="360" w:hanging="240"/>
-      </w:pPr>
-      <w:r>
-        <w:rPr>
-          <w:rFonts w:ascii="Arial" w:hAnsi="Arial" w:eastAsia="Arial" w:cs="Arial"/>
-          <w:b w:val="0"/>
-          <w:color w:val="000000"/>
-          <w:sz w:val="20"/>
-          <w:u w:val="none"/>
-        </w:rPr>
-        <w:t>2. KDS chit timing display and time-based ordering/highlighting.</w:t>
-      </w:r>
-    </w:p>
-    <w:p>
-      <w:pPr>
-        <w:spacing w:before="0" w:after="40"/>
-        <w:ind w:left="360" w:hanging="240"/>
-      </w:pPr>
-      <w:r>
-        <w:rPr>
-          <w:rFonts w:ascii="Arial" w:hAnsi="Arial" w:eastAsia="Arial" w:cs="Arial"/>
-          <w:b w:val="0"/>
-          <w:color w:val="000000"/>
-          <w:sz w:val="20"/>
-          <w:u w:val="none"/>
-        </w:rPr>
-        <w:t>3. KDS routine operations: order receiving, recall/update, and bump/clear.</w:t>
-      </w:r>
-    </w:p>
-    <w:p>
-      <w:pPr>
-        <w:spacing w:before="0" w:after="40"/>
-        <w:ind w:left="360" w:hanging="240"/>
-      </w:pPr>
-      <w:r>
-        <w:rPr>
-          <w:rFonts w:ascii="Arial" w:hAnsi="Arial" w:eastAsia="Arial" w:cs="Arial"/>
-          <w:b w:val="0"/>
-          <w:color w:val="000000"/>
-          <w:sz w:val="20"/>
-          <w:u w:val="none"/>
-        </w:rPr>
-        <w:t>4. Functional testing only; no compatibility or performance testing included.</w:t>
-      </w:r>
-    </w:p>
     <w:sectPr>
       <w:pgSz w:w="12240" w:h="15840"/>
       <w:pgMar w:top="1440" w:right="1800" w:bottom="1440" w:left="1800" w:header="720" w:footer="720" w:gutter="0"/>
